--- a/courts/first-circuit/maine/state/supreme-judicial-court/petition-for-writ/usage/OUTPUT-petition-for-writ.docx
+++ b/courts/first-circuit/maine/state/supreme-judicial-court/petition-for-writ/usage/OUTPUT-petition-for-writ.docx
@@ -3272,6 +3272,7 @@
     <w:unhideWhenUsed/>
     <w:qFormat/>
     <w:pPr>
+      <w:keepLines/>
       <w:spacing w:before="0" w:after="140" w:line="253" w:lineRule="exact"/>
     </w:pPr>
     <w:rPr>

--- a/courts/first-circuit/maine/state/supreme-judicial-court/petition-for-writ/usage/OUTPUT-petition-for-writ.docx
+++ b/courts/first-circuit/maine/state/supreme-judicial-court/petition-for-writ/usage/OUTPUT-petition-for-writ.docx
@@ -783,7 +783,7 @@
         <w:pStyle w:val="BodyText"/>
       </w:pPr>
       <w:r>
-        <w:t xml:space="preserve">3. This Court has personal jurisdiction pursuant to the foregoing and 14 M.R.S. § 704-A(2).</w:t>
+        <w:t xml:space="preserve">3. This Court has personal jurisdiction pursuant to the foregoing and 14 M.R.S. § 704-⁠A(2).</w:t>
       </w:r>
     </w:p>
     <w:p>
@@ -935,7 +935,7 @@
         <w:t xml:space="preserve"> </w:t>
       </w:r>
       <w:r>
-        <w:t xml:space="preserve">“imprisoned or restrained of his liberty but not convicted and sentenced … .”</w:t>
+        <w:t xml:space="preserve">“imprisoned or restrained of his liberty but not convicted and sentenced … ⁠.”</w:t>
       </w:r>
       <w:r>
         <w:t xml:space="preserve"> </w:t>
@@ -1286,7 +1286,7 @@
         <w:t xml:space="preserve"> </w:t>
       </w:r>
       <w:r>
-        <w:t xml:space="preserve">“shall proceed to examine the causes of imprisonment or restraint… .”</w:t>
+        <w:t xml:space="preserve">“shall proceed to examine the causes of imprisonment or restraint… ⁠.”</w:t>
       </w:r>
       <w:r>
         <w:t xml:space="preserve"> </w:t>
@@ -1318,7 +1318,7 @@
         <w:t xml:space="preserve"> </w:t>
       </w:r>
       <w:r>
-        <w:t xml:space="preserve">“[p]ersons committed or confined in prison or jail on suspicion of … felony… .”</w:t>
+        <w:t xml:space="preserve">“[p]ersons committed or confined in prison or jail on suspicion of … felony… ⁠.”</w:t>
       </w:r>
       <w:r>
         <w:t xml:space="preserve"> </w:t>
@@ -1456,7 +1456,7 @@
         <w:pStyle w:val="BodyText"/>
       </w:pPr>
       <w:r>
-        <w:t xml:space="preserve">17. The right to counsel enshrined by the Maine Constitution derives from both § 6 and § 6-A. See</w:t>
+        <w:t xml:space="preserve">17. The right to counsel enshrined by the Maine Constitution derives from both § 6 and § 6-⁠A. See</w:t>
       </w:r>
       <w:r>
         <w:t xml:space="preserve"> </w:t>
@@ -1766,7 +1766,7 @@
         <w:t xml:space="preserve"> </w:t>
       </w:r>
       <w:r>
-        <w:t xml:space="preserve">“conditional release from custody, or, in the alternative, provision of sufficient money for class members to hire private attorneys… .”</w:t>
+        <w:t xml:space="preserve">“conditional release from custody, or, in the alternative, provision of sufficient money for class members to hire private attorneys… ⁠.”</w:t>
       </w:r>
       <w:r>
         <w:t xml:space="preserve"> </w:t>
@@ -3523,6 +3523,33 @@
     <w:pPr>
       <w:spacing w:before="0" w:after="0" w:line="644" w:lineRule="exact"/>
       <w:ind w:left="2160" w:hanging="720"/>
+    </w:pPr>
+  </w:style>
+  <w:style w:type="paragraph" w:customStyle="1" w:styleId="XdQuoteList1">
+    <w:name w:val="Xd Quote List 1"/>
+    <w:basedOn w:val="Normal"/>
+    <w:qFormat/>
+    <w:pPr>
+      <w:spacing w:before="0" w:after="0" w:line="322" w:lineRule="exact"/>
+      <w:ind w:left="1440" w:right="720" w:hanging="720"/>
+    </w:pPr>
+  </w:style>
+  <w:style w:type="paragraph" w:customStyle="1" w:styleId="XdQuoteList2">
+    <w:name w:val="Xd Quote List 2"/>
+    <w:basedOn w:val="Normal"/>
+    <w:qFormat/>
+    <w:pPr>
+      <w:spacing w:before="0" w:after="0" w:line="322" w:lineRule="exact"/>
+      <w:ind w:left="2160" w:right="720" w:hanging="720"/>
+    </w:pPr>
+  </w:style>
+  <w:style w:type="paragraph" w:customStyle="1" w:styleId="XdQuoteList3">
+    <w:name w:val="Xd Quote List 3"/>
+    <w:basedOn w:val="Normal"/>
+    <w:qFormat/>
+    <w:pPr>
+      <w:spacing w:before="0" w:after="0" w:line="322" w:lineRule="exact"/>
+      <w:ind w:left="2880" w:right="720" w:hanging="720"/>
     </w:pPr>
   </w:style>
   <w:style w:type="paragraph" w:customStyle="1" w:styleId="XdQuoteOnly">
